--- a/reports/docx/Руководство_по_сценарию_help.docx
+++ b/reports/docx/Руководство_по_сценарию_help.docx
@@ -609,7 +609,7 @@
               <w:rPr>
                 <w:sz w:val="22"/>
               </w:rPr>
-              <w:t>lab2/zashita/check_args.sql</w:t>
+              <w:t>big_db_indexes/zashita/check_args.sql</w:t>
             </w:r>
           </w:p>
         </w:tc>
@@ -1880,7 +1880,7 @@
               <w:rPr>
                 <w:sz w:val="18"/>
               </w:rPr>
-              <w:t>lab1/setup_lan.ps1</w:t>
+              <w:t>lan_server/setup_lan.ps1</w:t>
             </w:r>
           </w:p>
         </w:tc>
@@ -1933,7 +1933,7 @@
               <w:rPr>
                 <w:sz w:val="18"/>
               </w:rPr>
-              <w:t>lab1/s_lan.bat</w:t>
+              <w:t>lan_server/s_lan.bat</w:t>
             </w:r>
           </w:p>
         </w:tc>
@@ -1989,7 +1989,7 @@
               <w:rPr>
                 <w:sz w:val="18"/>
               </w:rPr>
-              <w:t>lab1/check_server.sql</w:t>
+              <w:t>lan_server/check_server.sql</w:t>
             </w:r>
           </w:p>
         </w:tc>
@@ -2264,7 +2264,7 @@
               <w:rPr>
                 <w:sz w:val="18"/>
               </w:rPr>
-              <w:t>lab2/add_data.sql</w:t>
+              <w:t>big_db_indexes/add_data.sql</w:t>
             </w:r>
           </w:p>
         </w:tc>
@@ -2318,7 +2318,7 @@
               <w:rPr>
                 <w:sz w:val="18"/>
               </w:rPr>
-              <w:t>lab2/restore_lr1.sql</w:t>
+              <w:t>big_db_indexes/restore_lr1.sql</w:t>
             </w:r>
           </w:p>
         </w:tc>
@@ -2371,7 +2371,7 @@
               <w:rPr>
                 <w:sz w:val="18"/>
               </w:rPr>
-              <w:t>lab2/tablespace.sql</w:t>
+              <w:t>big_db_indexes/tablespace.sql</w:t>
             </w:r>
           </w:p>
         </w:tc>
@@ -2425,7 +2425,7 @@
               <w:rPr>
                 <w:sz w:val="18"/>
               </w:rPr>
-              <w:t>lab2/time_current.sql, запрос lab2/vNN_query.sql</w:t>
+              <w:t>big_db_indexes/time_current.sql, запрос big_db_indexes/vNN_query.sql</w:t>
             </w:r>
           </w:p>
         </w:tc>
@@ -2481,7 +2481,7 @@
               <w:rPr>
                 <w:sz w:val="18"/>
               </w:rPr>
-              <w:t>lab2/time_timing.sql, запрос lab2/vNN_query.sql</w:t>
+              <w:t>big_db_indexes/time_timing.sql, запрос big_db_indexes/vNN_query.sql</w:t>
             </w:r>
           </w:p>
         </w:tc>
@@ -2537,7 +2537,7 @@
               <w:rPr>
                 <w:sz w:val="18"/>
               </w:rPr>
-              <w:t>lab2/idx_names.sql</w:t>
+              <w:t>big_db_indexes/idx_names.sql</w:t>
             </w:r>
           </w:p>
         </w:tc>
@@ -2593,7 +2593,7 @@
               <w:rPr>
                 <w:sz w:val="18"/>
               </w:rPr>
-              <w:t>lab2/idx_1.sql</w:t>
+              <w:t>big_db_indexes/idx_1.sql</w:t>
             </w:r>
           </w:p>
         </w:tc>
@@ -2649,7 +2649,7 @@
               <w:rPr>
                 <w:sz w:val="18"/>
               </w:rPr>
-              <w:t>lab2/idx_0.sql</w:t>
+              <w:t>big_db_indexes/idx_0.sql</w:t>
             </w:r>
           </w:p>
         </w:tc>
@@ -2705,7 +2705,7 @@
               <w:rPr>
                 <w:sz w:val="18"/>
               </w:rPr>
-              <w:t>lab2/create_ref0.sql</w:t>
+              <w:t>big_db_indexes/create_ref0.sql</w:t>
             </w:r>
           </w:p>
         </w:tc>
@@ -2761,7 +2761,7 @@
               <w:rPr>
                 <w:sz w:val="18"/>
               </w:rPr>
-              <w:t>lab2/create_ref1.sql</w:t>
+              <w:t>big_db_indexes/create_ref1.sql</w:t>
             </w:r>
           </w:p>
         </w:tc>
@@ -2817,7 +2817,7 @@
               <w:rPr>
                 <w:sz w:val="18"/>
               </w:rPr>
-              <w:t>lab2/copy_ref.sql</w:t>
+              <w:t>big_db_indexes/copy_ref.sql</w:t>
             </w:r>
           </w:p>
         </w:tc>
@@ -2873,7 +2873,7 @@
               <w:rPr>
                 <w:sz w:val="18"/>
               </w:rPr>
-              <w:t>lab2/explain.sql, запрос lab2/vNN_config.sql</w:t>
+              <w:t>big_db_indexes/explain.sql, запрос big_db_indexes/vNN_config.sql</w:t>
             </w:r>
           </w:p>
         </w:tc>
@@ -2929,7 +2929,7 @@
               <w:rPr>
                 <w:sz w:val="18"/>
               </w:rPr>
-              <w:t>lab2/measure.sql, запросы lab2/vNN_config.sql</w:t>
+              <w:t>big_db_indexes/measure.sql, запросы big_db_indexes/vNN_config.sql</w:t>
             </w:r>
           </w:p>
         </w:tc>
@@ -3020,7 +3020,7 @@
         <w:rPr>
           <w:b w:val="0"/>
         </w:rPr>
-        <w:t>Запрос (*) и настройки варианта: lab2/vNN_query.sql, lab2/vNN_config.sql, lab2/config.sql.</w:t>
+        <w:t>Запрос (*) и настройки варианта: big_db_indexes/vNN_query.sql, big_db_indexes/vNN_config.sql, big_db_indexes/config.sql.</w:t>
       </w:r>
     </w:p>
     <w:p>
@@ -3037,7 +3037,7 @@
         <w:rPr>
           <w:b/>
         </w:rPr>
-        <w:t>Защита ЛР2: индексы и время запроса варианта (lab2/zashita)</w:t>
+        <w:t>Защита ЛР2: индексы и время запроса варианта (big_db_indexes/zashita)</w:t>
       </w:r>
       <w:r>
         <w:rPr>
@@ -3054,7 +3054,7 @@
         <w:rPr>
           <w:sz w:val="24"/>
         </w:rPr>
-        <w:t>Таблица 5 – Команды: защита ЛР2: индексы и время запроса варианта (lab2/zashita)</w:t>
+        <w:t>Таблица 5 – Команды: защита ЛР2: индексы и время запроса варианта (big_db_indexes/zashita)</w:t>
       </w:r>
     </w:p>
     <w:tbl>
@@ -3168,7 +3168,7 @@
               <w:rPr>
                 <w:sz w:val="18"/>
               </w:rPr>
-              <w:t>lab2/zashita/z_all.sql, запрос lab2/zashita/vNN_query.sql</w:t>
+              <w:t>big_db_indexes/zashita/z_all.sql, запрос big_db_indexes/zashita/vNN_query.sql</w:t>
             </w:r>
           </w:p>
         </w:tc>
@@ -3222,7 +3222,7 @@
               <w:rPr>
                 <w:sz w:val="18"/>
               </w:rPr>
-              <w:t>lab2/zashita/z_all.sql, запрос lab2/zashita/vNN_query.sql</w:t>
+              <w:t>big_db_indexes/zashita/z_all.sql, запрос big_db_indexes/zashita/vNN_query.sql</w:t>
             </w:r>
           </w:p>
         </w:tc>
@@ -3276,7 +3276,7 @@
               <w:rPr>
                 <w:sz w:val="18"/>
               </w:rPr>
-              <w:t>lab2/zashita/z1_query.sql, запрос lab2/zashita/vNN_query.sql</w:t>
+              <w:t>big_db_indexes/zashita/z1_query.sql, запрос big_db_indexes/zashita/vNN_query.sql</w:t>
             </w:r>
           </w:p>
         </w:tc>
@@ -3332,7 +3332,7 @@
               <w:rPr>
                 <w:sz w:val="18"/>
               </w:rPr>
-              <w:t>lab2/zashita/z2_noidx.sql, запрос lab2/zashita/vNN_query.sql</w:t>
+              <w:t>big_db_indexes/zashita/z2_noidx.sql, запрос big_db_indexes/zashita/vNN_query.sql</w:t>
             </w:r>
           </w:p>
         </w:tc>
@@ -3388,7 +3388,7 @@
               <w:rPr>
                 <w:sz w:val="18"/>
               </w:rPr>
-              <w:t>lab2/zashita/z3_idx.sql, запрос lab2/zashita/vNN_query.sql</w:t>
+              <w:t>big_db_indexes/zashita/z3_idx.sql, запрос big_db_indexes/zashita/vNN_query.sql</w:t>
             </w:r>
           </w:p>
         </w:tc>
@@ -3444,7 +3444,7 @@
               <w:rPr>
                 <w:sz w:val="18"/>
               </w:rPr>
-              <w:t>lab2/zashita/show_idx.sql</w:t>
+              <w:t>big_db_indexes/zashita/show_idx.sql</w:t>
             </w:r>
           </w:p>
         </w:tc>
@@ -3500,7 +3500,7 @@
               <w:rPr>
                 <w:sz w:val="18"/>
               </w:rPr>
-              <w:t>lab2/zashita/idx_drop.sql</w:t>
+              <w:t>big_db_indexes/zashita/idx_drop.sql</w:t>
             </w:r>
           </w:p>
         </w:tc>
@@ -3556,7 +3556,7 @@
               <w:rPr>
                 <w:sz w:val="18"/>
               </w:rPr>
-              <w:t>lab2/zashita/idx_add.sql</w:t>
+              <w:t>big_db_indexes/zashita/idx_add.sql</w:t>
             </w:r>
           </w:p>
         </w:tc>
@@ -3612,7 +3612,7 @@
               <w:rPr>
                 <w:sz w:val="18"/>
               </w:rPr>
-              <w:t>lab2/zashita/restore.sql</w:t>
+              <w:t>big_db_indexes/zashita/restore.sql</w:t>
             </w:r>
           </w:p>
         </w:tc>
@@ -11481,7 +11481,7 @@
                 <w:rFonts w:ascii="Courier New" w:hAnsi="Courier New" w:eastAsia="Courier New"/>
                 <w:sz w:val="15"/>
               </w:rPr>
-              <w:t># Команда без строки здесь не проверяется (zas - lab2/zashita/check_args.sql, lr1 client, reports,</w:t>
+              <w:t># Команда без строки здесь не проверяется (zas - big_db_indexes/zashita/check_args.sql, lr1 client, reports,</w:t>
             </w:r>
           </w:p>
           <w:p>

--- a/reports/docx/Руководство_по_сценарию_help.docx
+++ b/reports/docx/Руководство_по_сценарию_help.docx
@@ -622,7 +622,7 @@
               <w:rPr>
                 <w:sz w:val="22"/>
               </w:rPr>
-              <w:t>проверка параметров команд защиты ЛР2 (zas)</w:t>
+              <w:t>проверка параметров команд защиты ЛР2 (lr2 def)</w:t>
             </w:r>
           </w:p>
         </w:tc>
@@ -1003,7 +1003,7 @@
               <w:rPr>
                 <w:sz w:val="22"/>
               </w:rPr>
-              <w:t>один блок с примерами: lr1 … lr8, taxi, sql; вместо lrN можно указать номер 1-8; zas - то же, что lr2</w:t>
+              <w:t>один блок с примерами: lr1 … lr8, taxi, sql; вместо lrN можно указать номер 1-8</w:t>
             </w:r>
           </w:p>
         </w:tc>
@@ -1113,7 +1113,7 @@
                 <w:rFonts w:ascii="Courier New" w:hAnsi="Courier New" w:eastAsia="Courier New"/>
                 <w:sz w:val="17"/>
               </w:rPr>
-              <w:t xml:space="preserve">  ./help short lr2       - ЛР2: объёмная БД, индексы, EXPLAIN и защита ЛР2 (lr2 ..., zas ...); то же: ./help short zas</w:t>
+              <w:t xml:space="preserve">  ./help short lr2       - ЛР2: объёмная БД, индексы, EXPLAIN и защита ЛР2 (lr2 ..., lr2 def ...)</w:t>
             </w:r>
           </w:p>
           <w:p>
@@ -3142,7 +3142,7 @@
               <w:rPr>
                 <w:sz w:val="18"/>
               </w:rPr>
-              <w:t>./help zas 20 [all] ["поставщик1" "поставщик2"]</w:t>
+              <w:t>./help lr2 def 20 [all] ["поставщик1" "поставщик2"]</w:t>
             </w:r>
           </w:p>
         </w:tc>
@@ -3181,7 +3181,7 @@
               <w:rPr>
                 <w:sz w:val="18"/>
               </w:rPr>
-              <w:t>./help zas 20 all "ООО Турман" "ЧП Загорье"</w:t>
+              <w:t>./help lr2 def 20 all "ООО Турман" "ЧП Загорье"</w:t>
             </w:r>
           </w:p>
         </w:tc>
@@ -3196,7 +3196,7 @@
               <w:rPr>
                 <w:sz w:val="18"/>
               </w:rPr>
-              <w:t>./help zas 22 [all] [категория]</w:t>
+              <w:t>./help lr2 def 22 [all] [категория]</w:t>
             </w:r>
           </w:p>
         </w:tc>
@@ -3235,7 +3235,7 @@
               <w:rPr>
                 <w:sz w:val="18"/>
               </w:rPr>
-              <w:t>./help zas 22 all мебель</w:t>
+              <w:t>./help lr2 def 22 all мебель</w:t>
             </w:r>
           </w:p>
         </w:tc>
@@ -3250,7 +3250,7 @@
               <w:rPr>
                 <w:sz w:val="18"/>
               </w:rPr>
-              <w:t>./help zas 20|22 1 [параметры]</w:t>
+              <w:t>./help lr2 def 20|22 1 [параметры]</w:t>
             </w:r>
           </w:p>
         </w:tc>
@@ -3289,9 +3289,9 @@
               <w:rPr>
                 <w:sz w:val="18"/>
               </w:rPr>
-              <w:t>./help zas 20 1 "ООО Турман" "ЧП Загорье"</w:t>
+              <w:t>./help lr2 def 20 1 "ООО Турман" "ЧП Загорье"</w:t>
               <w:br/>
-              <w:t>./help zas 22 1 мебель</w:t>
+              <w:t>./help lr2 def 22 1 мебель</w:t>
             </w:r>
           </w:p>
         </w:tc>
@@ -3306,7 +3306,7 @@
               <w:rPr>
                 <w:sz w:val="18"/>
               </w:rPr>
-              <w:t>./help zas 20|22 2 [параметры]</w:t>
+              <w:t>./help lr2 def 20|22 2 [параметры]</w:t>
             </w:r>
           </w:p>
         </w:tc>
@@ -3319,7 +3319,7 @@
               <w:rPr>
                 <w:sz w:val="18"/>
               </w:rPr>
-              <w:t>2) в.20 без индексов, в.22 с индексом ПРОДАЖА(товар) btree: 5 замеров в мс, минимум, EXPLAIN ANALYZE</w:t>
+              <w:t>2) в.20 без индексов (показ: индексов 0, в плане не используются), в.22 с индексом ПРОДАЖА(товар) btree: 5 замеров в мс, минимум, EXPLAIN ANALYZE</w:t>
             </w:r>
           </w:p>
         </w:tc>
@@ -3345,9 +3345,9 @@
               <w:rPr>
                 <w:sz w:val="18"/>
               </w:rPr>
-              <w:t>./help zas 20 2 "ООО Турман" "ЧП Загорье"</w:t>
+              <w:t>./help lr2 def 20 2 "ООО Турман" "ЧП Загорье"</w:t>
               <w:br/>
-              <w:t>./help zas 22 2 мебель</w:t>
+              <w:t>./help lr2 def 22 2 мебель</w:t>
             </w:r>
           </w:p>
         </w:tc>
@@ -3362,7 +3362,7 @@
               <w:rPr>
                 <w:sz w:val="18"/>
               </w:rPr>
-              <w:t>./help zas 20|22 3 [параметры]</w:t>
+              <w:t>./help lr2 def 20|22 3 [параметры]</w:t>
             </w:r>
           </w:p>
         </w:tc>
@@ -3375,7 +3375,7 @@
               <w:rPr>
                 <w:sz w:val="18"/>
               </w:rPr>
-              <w:t>3) индексы варианта, 5 замеров в мс, минимум, EXPLAIN ANALYZE</w:t>
+              <w:t>3) индексы варианта, 5 замеров в мс, минимум, EXPLAIN ANALYZE, использование индексов в плане</w:t>
             </w:r>
           </w:p>
         </w:tc>
@@ -3401,9 +3401,9 @@
               <w:rPr>
                 <w:sz w:val="18"/>
               </w:rPr>
-              <w:t>./help zas 20 3 "ООО Турман" "ЧП Загорье"</w:t>
+              <w:t>./help lr2 def 20 3 "ООО Турман" "ЧП Загорье"</w:t>
               <w:br/>
-              <w:t>./help zas 22 3 мебель</w:t>
+              <w:t>./help lr2 def 22 3 мебель</w:t>
             </w:r>
           </w:p>
         </w:tc>
@@ -3418,7 +3418,7 @@
               <w:rPr>
                 <w:sz w:val="18"/>
               </w:rPr>
-              <w:t>./help zas 20|22 idx</w:t>
+              <w:t>./help lr2 def 20|22 idx</w:t>
             </w:r>
           </w:p>
         </w:tc>
@@ -3457,9 +3457,9 @@
               <w:rPr>
                 <w:sz w:val="18"/>
               </w:rPr>
-              <w:t>./help zas 20 idx</w:t>
+              <w:t>./help lr2 def 20 idx</w:t>
               <w:br/>
-              <w:t>./help zas 22 idx</w:t>
+              <w:t>./help lr2 def 22 idx</w:t>
             </w:r>
           </w:p>
         </w:tc>
@@ -3474,7 +3474,7 @@
               <w:rPr>
                 <w:sz w:val="18"/>
               </w:rPr>
-              <w:t>./help zas 20|22 idx_drop</w:t>
+              <w:t>./help lr2 def 20|22 idx_drop</w:t>
             </w:r>
           </w:p>
         </w:tc>
@@ -3487,7 +3487,7 @@
               <w:rPr>
                 <w:sz w:val="18"/>
               </w:rPr>
-              <w:t>удалить индексы задания 3 (zas_*), остальные и PRIMARY KEY не трогаются</w:t>
+              <w:t>удалить индексы задания 3 своего варианта (def20_* / def22_*), остальные и PRIMARY KEY не трогаются</w:t>
             </w:r>
           </w:p>
         </w:tc>
@@ -3513,9 +3513,9 @@
               <w:rPr>
                 <w:sz w:val="18"/>
               </w:rPr>
-              <w:t>./help zas 20 idx_drop</w:t>
+              <w:t>./help lr2 def 20 idx_drop</w:t>
               <w:br/>
-              <w:t>./help zas 22 idx_drop</w:t>
+              <w:t>./help lr2 def 22 idx_drop</w:t>
             </w:r>
           </w:p>
         </w:tc>
@@ -3530,7 +3530,7 @@
               <w:rPr>
                 <w:sz w:val="18"/>
               </w:rPr>
-              <w:t>./help zas 20|22 idx_add</w:t>
+              <w:t>./help lr2 def 20|22 idx_add</w:t>
             </w:r>
           </w:p>
         </w:tc>
@@ -3543,7 +3543,7 @@
               <w:rPr>
                 <w:sz w:val="18"/>
               </w:rPr>
-              <w:t>создать индексы задания 3 (zas_*) без замеров</w:t>
+              <w:t>создать индексы задания 3 своего варианта (def20_* / def22_*) без замеров</w:t>
             </w:r>
           </w:p>
         </w:tc>
@@ -3569,9 +3569,9 @@
               <w:rPr>
                 <w:sz w:val="18"/>
               </w:rPr>
-              <w:t>./help zas 20 idx_add</w:t>
+              <w:t>./help lr2 def 20 idx_add</w:t>
               <w:br/>
-              <w:t>./help zas 22 idx_add</w:t>
+              <w:t>./help lr2 def 22 idx_add</w:t>
             </w:r>
           </w:p>
         </w:tc>
@@ -3586,7 +3586,7 @@
               <w:rPr>
                 <w:sz w:val="18"/>
               </w:rPr>
-              <w:t>./help zas restore</w:t>
+              <w:t>./help lr2 def restore</w:t>
             </w:r>
           </w:p>
         </w:tc>
@@ -11099,7 +11099,7 @@
           <w:i/>
           <w:sz w:val="24"/>
         </w:rPr>
-        <w:t>Листинг 8 – ошибка: лишний параметр: ./help zas 20 idx лишний</w:t>
+        <w:t>Листинг 8 – ошибка: лишний параметр: ./help lr2 def 20 idx лишний</w:t>
       </w:r>
     </w:p>
     <w:tbl>
@@ -11140,7 +11140,7 @@
                 <w:rFonts w:ascii="Courier New" w:hAnsi="Courier New" w:eastAsia="Courier New"/>
                 <w:sz w:val="17"/>
               </w:rPr>
-              <w:t xml:space="preserve">  ./help zas 20 [all|1|2|3] ["поставщик1" "поставщик2"]   ./help zas 22 [all|1|2|3] [категория]</w:t>
+              <w:t xml:space="preserve">  ./help lr2 def 20 [all|1|2|3] ["поставщик1" "поставщик2"]   ./help lr2 def 22 [all|1|2|3] [категория]</w:t>
             </w:r>
           </w:p>
           <w:p>
@@ -11152,7 +11152,7 @@
                 <w:rFonts w:ascii="Courier New" w:hAnsi="Courier New" w:eastAsia="Courier New"/>
                 <w:sz w:val="17"/>
               </w:rPr>
-              <w:t xml:space="preserve">  ./help zas 20|22 idx|idx_drop|idx_add   ./help zas restore</w:t>
+              <w:t xml:space="preserve">  ./help lr2 def 20|22 idx|idx_drop|idx_add   ./help lr2 def restore</w:t>
             </w:r>
           </w:p>
         </w:tc>
@@ -11481,7 +11481,7 @@
                 <w:rFonts w:ascii="Courier New" w:hAnsi="Courier New" w:eastAsia="Courier New"/>
                 <w:sz w:val="15"/>
               </w:rPr>
-              <w:t># Команда без строки здесь не проверяется (zas - big_db_indexes/zashita/check_args.sql, lr1 client, reports,</w:t>
+              <w:t># Команда без строки здесь не проверяется (lr2 def - big_db_indexes/zashita/check_args.sql, lr1 client, reports,</w:t>
             </w:r>
           </w:p>
           <w:p>

--- a/reports/docx/Руководство_по_сценарию_help.docx
+++ b/reports/docx/Руководство_по_сценарию_help.docx
@@ -609,7 +609,7 @@
               <w:rPr>
                 <w:sz w:val="22"/>
               </w:rPr>
-              <w:t>big_db_indexes/zashita/check_args.sql</w:t>
+              <w:t>big_db_indexes/def_check_args.sql</w:t>
             </w:r>
           </w:p>
         </w:tc>
@@ -3037,7 +3037,7 @@
         <w:rPr>
           <w:b/>
         </w:rPr>
-        <w:t>Защита ЛР2: индексы и время запроса варианта (big_db_indexes/zashita)</w:t>
+        <w:t>Защита ЛР2: индексы и время запроса варианта (big_db_indexes/def_*.sql)</w:t>
       </w:r>
       <w:r>
         <w:rPr>
@@ -3054,7 +3054,7 @@
         <w:rPr>
           <w:sz w:val="24"/>
         </w:rPr>
-        <w:t>Таблица 5 – Команды: защита ЛР2: индексы и время запроса варианта (big_db_indexes/zashita)</w:t>
+        <w:t>Таблица 5 – Команды: защита ЛР2: индексы и время запроса варианта (big_db_indexes/def_*.sql)</w:t>
       </w:r>
     </w:p>
     <w:tbl>
@@ -3168,7 +3168,7 @@
               <w:rPr>
                 <w:sz w:val="18"/>
               </w:rPr>
-              <w:t>big_db_indexes/zashita/z_all.sql, запрос big_db_indexes/zashita/vNN_query.sql</w:t>
+              <w:t>big_db_indexes/def_z_all.sql, запрос big_db_indexes/def_vNN_query.sql</w:t>
             </w:r>
           </w:p>
         </w:tc>
@@ -3222,7 +3222,7 @@
               <w:rPr>
                 <w:sz w:val="18"/>
               </w:rPr>
-              <w:t>big_db_indexes/zashita/z_all.sql, запрос big_db_indexes/zashita/vNN_query.sql</w:t>
+              <w:t>big_db_indexes/def_z_all.sql, запрос big_db_indexes/def_vNN_query.sql</w:t>
             </w:r>
           </w:p>
         </w:tc>
@@ -3276,7 +3276,7 @@
               <w:rPr>
                 <w:sz w:val="18"/>
               </w:rPr>
-              <w:t>big_db_indexes/zashita/z1_query.sql, запрос big_db_indexes/zashita/vNN_query.sql</w:t>
+              <w:t>big_db_indexes/def_z1_query.sql, запрос big_db_indexes/def_vNN_query.sql</w:t>
             </w:r>
           </w:p>
         </w:tc>
@@ -3332,7 +3332,7 @@
               <w:rPr>
                 <w:sz w:val="18"/>
               </w:rPr>
-              <w:t>big_db_indexes/zashita/z2_noidx.sql, запрос big_db_indexes/zashita/vNN_query.sql</w:t>
+              <w:t>big_db_indexes/def_z2_noidx.sql, запрос big_db_indexes/def_vNN_query.sql</w:t>
             </w:r>
           </w:p>
         </w:tc>
@@ -3388,7 +3388,7 @@
               <w:rPr>
                 <w:sz w:val="18"/>
               </w:rPr>
-              <w:t>big_db_indexes/zashita/z3_idx.sql, запрос big_db_indexes/zashita/vNN_query.sql</w:t>
+              <w:t>big_db_indexes/def_z3_idx.sql, запрос big_db_indexes/def_vNN_query.sql</w:t>
             </w:r>
           </w:p>
         </w:tc>
@@ -3444,7 +3444,7 @@
               <w:rPr>
                 <w:sz w:val="18"/>
               </w:rPr>
-              <w:t>big_db_indexes/zashita/show_idx.sql</w:t>
+              <w:t>big_db_indexes/def_show_idx.sql</w:t>
             </w:r>
           </w:p>
         </w:tc>
@@ -3500,7 +3500,7 @@
               <w:rPr>
                 <w:sz w:val="18"/>
               </w:rPr>
-              <w:t>big_db_indexes/zashita/idx_drop.sql</w:t>
+              <w:t>big_db_indexes/def_idx_drop.sql</w:t>
             </w:r>
           </w:p>
         </w:tc>
@@ -3556,7 +3556,7 @@
               <w:rPr>
                 <w:sz w:val="18"/>
               </w:rPr>
-              <w:t>big_db_indexes/zashita/idx_add.sql</w:t>
+              <w:t>big_db_indexes/def_idx_add.sql</w:t>
             </w:r>
           </w:p>
         </w:tc>
@@ -3612,7 +3612,7 @@
               <w:rPr>
                 <w:sz w:val="18"/>
               </w:rPr>
-              <w:t>big_db_indexes/zashita/restore.sql</w:t>
+              <w:t>big_db_indexes/def_restore.sql</w:t>
             </w:r>
           </w:p>
         </w:tc>
@@ -11481,7 +11481,7 @@
                 <w:rFonts w:ascii="Courier New" w:hAnsi="Courier New" w:eastAsia="Courier New"/>
                 <w:sz w:val="15"/>
               </w:rPr>
-              <w:t># Команда без строки здесь не проверяется (lr2 def - big_db_indexes/zashita/check_args.sql, lr1 client, reports,</w:t>
+              <w:t># Команда без строки здесь не проверяется (lr2 def - big_db_indexes/def_check_args.sql, lr1 client, reports,</w:t>
             </w:r>
           </w:p>
           <w:p>

--- a/reports/docx/Руководство_по_сценарию_help.docx
+++ b/reports/docx/Руководство_по_сценарию_help.docx
@@ -3921,6 +3921,247 @@
     </w:p>
     <w:p>
       <w:pPr>
+        <w:ind w:firstLine="709"/>
+        <w:jc w:val="both"/>
+      </w:pPr>
+      <w:r>
+        <w:rPr>
+          <w:b w:val="0"/>
+        </w:rPr>
+      </w:r>
+      <w:r>
+        <w:rPr>
+          <w:b/>
+        </w:rPr>
+        <w:t>Защита ЛР3 (перед запуском тип варианта пересоздаётся: lab3/v20_vector3.sql, lab3/v22_rational.sql)</w:t>
+      </w:r>
+      <w:r>
+        <w:rPr>
+          <w:b w:val="0"/>
+        </w:rPr>
+      </w:r>
+    </w:p>
+    <w:p>
+      <w:pPr>
+        <w:keepNext/>
+        <w:spacing w:before="120"/>
+      </w:pPr>
+      <w:r>
+        <w:rPr>
+          <w:sz w:val="24"/>
+        </w:rPr>
+        <w:t>Таблица 7 – Команды: защита ЛР3 (перед запуском тип варианта пересоздаётся: lab3/v20_vector3.sql, lab3/v22_rational.sql)</w:t>
+      </w:r>
+    </w:p>
+    <w:tbl>
+      <w:tblPr>
+        <w:tblStyle w:val="TableGrid"/>
+        <w:tblW w:type="auto" w:w="0"/>
+        <w:jc w:val="center"/>
+        <w:tblLook w:firstColumn="1" w:firstRow="1" w:lastColumn="0" w:lastRow="0" w:noHBand="0" w:noVBand="1" w:val="04A0"/>
+      </w:tblPr>
+      <w:tblGrid>
+        <w:gridCol w:w="2339"/>
+        <w:gridCol w:w="2339"/>
+        <w:gridCol w:w="2339"/>
+        <w:gridCol w:w="2339"/>
+      </w:tblGrid>
+      <w:tr>
+        <w:tc>
+          <w:tcPr>
+            <w:tcW w:type="dxa" w:w="2381"/>
+            <w:shd w:val="clear" w:color="auto" w:fill="E7E6E6"/>
+          </w:tcPr>
+          <w:p>
+            <w:r>
+              <w:rPr>
+                <w:b/>
+                <w:sz w:val="18"/>
+              </w:rPr>
+              <w:t>Команда</w:t>
+            </w:r>
+          </w:p>
+        </w:tc>
+        <w:tc>
+          <w:tcPr>
+            <w:tcW w:type="dxa" w:w="3005"/>
+            <w:shd w:val="clear" w:color="auto" w:fill="E7E6E6"/>
+          </w:tcPr>
+          <w:p>
+            <w:r>
+              <w:rPr>
+                <w:b/>
+                <w:sz w:val="18"/>
+              </w:rPr>
+              <w:t>Назначение</w:t>
+            </w:r>
+          </w:p>
+        </w:tc>
+        <w:tc>
+          <w:tcPr>
+            <w:tcW w:type="dxa" w:w="2154"/>
+            <w:shd w:val="clear" w:color="auto" w:fill="E7E6E6"/>
+          </w:tcPr>
+          <w:p>
+            <w:r>
+              <w:rPr>
+                <w:b/>
+                <w:sz w:val="18"/>
+              </w:rPr>
+              <w:t>Файл</w:t>
+            </w:r>
+          </w:p>
+        </w:tc>
+        <w:tc>
+          <w:tcPr>
+            <w:tcW w:type="dxa" w:w="1814"/>
+            <w:shd w:val="clear" w:color="auto" w:fill="E7E6E6"/>
+          </w:tcPr>
+          <w:p>
+            <w:r>
+              <w:rPr>
+                <w:b/>
+                <w:sz w:val="18"/>
+              </w:rPr>
+              <w:t>Пример</w:t>
+            </w:r>
+          </w:p>
+        </w:tc>
+      </w:tr>
+      <w:tr>
+        <w:tc>
+          <w:tcPr>
+            <w:tcW w:type="dxa" w:w="2381"/>
+          </w:tcPr>
+          <w:p>
+            <w:r>
+              <w:rPr>
+                <w:sz w:val="18"/>
+              </w:rPr>
+              <w:t>./help lr3 def 20 ["(ax,ay,az)" "(bx,by,bz)"]</w:t>
+            </w:r>
+          </w:p>
+        </w:tc>
+        <w:tc>
+          <w:tcPr>
+            <w:tcW w:type="dxa" w:w="3005"/>
+          </w:tcPr>
+          <w:p>
+            <w:r>
+              <w:rPr>
+                <w:sz w:val="18"/>
+              </w:rPr>
+              <w:t>в.20: W = a × b (оператор #), W*a = 0 и W*b = 0</w:t>
+            </w:r>
+          </w:p>
+        </w:tc>
+        <w:tc>
+          <w:tcPr>
+            <w:tcW w:type="dxa" w:w="2154"/>
+          </w:tcPr>
+          <w:p>
+            <w:r>
+              <w:rPr>
+                <w:sz w:val="18"/>
+              </w:rPr>
+              <w:t>lab3/def_v20_cross.sql</w:t>
+            </w:r>
+          </w:p>
+        </w:tc>
+        <w:tc>
+          <w:tcPr>
+            <w:tcW w:type="dxa" w:w="1814"/>
+          </w:tcPr>
+          <w:p>
+            <w:r>
+              <w:rPr>
+                <w:sz w:val="18"/>
+              </w:rPr>
+              <w:t>./help lr3 def 20</w:t>
+              <w:br/>
+              <w:t>./help lr3 def 20 "(1,0,0)" "(0,1,0)"</w:t>
+            </w:r>
+          </w:p>
+        </w:tc>
+      </w:tr>
+      <w:tr>
+        <w:tc>
+          <w:tcPr>
+            <w:tcW w:type="dxa" w:w="2381"/>
+          </w:tcPr>
+          <w:p>
+            <w:r>
+              <w:rPr>
+                <w:sz w:val="18"/>
+              </w:rPr>
+              <w:t>./help lr3 def 22 [a b]</w:t>
+            </w:r>
+          </w:p>
+        </w:tc>
+        <w:tc>
+          <w:tcPr>
+            <w:tcW w:type="dxa" w:w="3005"/>
+          </w:tcPr>
+          <w:p>
+            <w:r>
+              <w:rPr>
+                <w:sz w:val="18"/>
+              </w:rPr>
+              <w:t>в.22: x = a/b, -x = b/a или 0/1 (оператор ~), (-x)*x = x*(-x) = 1 или 0</w:t>
+            </w:r>
+          </w:p>
+        </w:tc>
+        <w:tc>
+          <w:tcPr>
+            <w:tcW w:type="dxa" w:w="2154"/>
+          </w:tcPr>
+          <w:p>
+            <w:r>
+              <w:rPr>
+                <w:sz w:val="18"/>
+              </w:rPr>
+              <w:t>lab3/def_v22_inverse.sql</w:t>
+            </w:r>
+          </w:p>
+        </w:tc>
+        <w:tc>
+          <w:tcPr>
+            <w:tcW w:type="dxa" w:w="1814"/>
+          </w:tcPr>
+          <w:p>
+            <w:r>
+              <w:rPr>
+                <w:sz w:val="18"/>
+              </w:rPr>
+              <w:t>./help lr3 def 22</w:t>
+              <w:br/>
+              <w:t>./help lr3 def 22 -3 4</w:t>
+              <w:br/>
+              <w:t>./help lr3 def 22 0 7</w:t>
+            </w:r>
+          </w:p>
+        </w:tc>
+      </w:tr>
+    </w:tbl>
+    <w:p>
+      <w:pPr>
+        <w:spacing w:after="40"/>
+      </w:pPr>
+    </w:p>
+    <w:p>
+      <w:pPr>
+        <w:ind w:firstLine="709"/>
+        <w:jc w:val="left"/>
+      </w:pPr>
+      <w:r>
+        <w:rPr>
+          <w:b w:val="0"/>
+        </w:rPr>
+        <w:t>По умолч. в.20 - (1,2,3) и (4,5,6), в.22 - 3 и 4; параметры проверяются: векторы (x,y,z), целые |a|, |b| &lt;= 2^53, b &lt;&gt; 0.</w:t>
+      </w:r>
+    </w:p>
+    <w:p>
+      <w:pPr>
         <w:pStyle w:val="Heading2"/>
       </w:pPr>
       <w:r>
@@ -3936,7 +4177,7 @@
         <w:rPr>
           <w:sz w:val="24"/>
         </w:rPr>
-        <w:t>Таблица 7 – Команды: ЛР4: резервное копирование и восстановление</w:t>
+        <w:t>Таблица 8 – Команды: ЛР4: резервное копирование и восстановление</w:t>
       </w:r>
     </w:p>
     <w:tbl>
@@ -4325,7 +4566,7 @@
         <w:rPr>
           <w:sz w:val="24"/>
         </w:rPr>
-        <w:t>Таблица 8 – Команды: ЛР5: функции пользователя на C</w:t>
+        <w:t>Таблица 9 – Команды: ЛР5: функции пользователя на C</w:t>
       </w:r>
     </w:p>
     <w:tbl>
@@ -4538,7 +4779,7 @@
         <w:rPr>
           <w:sz w:val="24"/>
         </w:rPr>
-        <w:t>Таблица 9 – Команды: ЛР6: копирование базы в MS SQL Server</w:t>
+        <w:t>Таблица 10 – Команды: ЛР6: копирование базы в MS SQL Server</w:t>
       </w:r>
     </w:p>
     <w:tbl>
@@ -5017,7 +5258,7 @@
         <w:rPr>
           <w:sz w:val="24"/>
         </w:rPr>
-        <w:t>Таблица 10 – Команды: ЛР7: представления и функции MS SQL Server</w:t>
+        <w:t>Таблица 11 – Команды: ЛР7: представления и функции MS SQL Server</w:t>
       </w:r>
     </w:p>
     <w:tbl>
@@ -5279,7 +5520,7 @@
         <w:rPr>
           <w:sz w:val="24"/>
         </w:rPr>
-        <w:t>Таблица 11 – Команды: ЛР8: программы с данными MS SQL Server</w:t>
+        <w:t>Таблица 12 – Команды: ЛР8: программы с данными MS SQL Server</w:t>
       </w:r>
     </w:p>
     <w:tbl>
@@ -5542,7 +5783,7 @@
         <w:rPr>
           <w:sz w:val="24"/>
         </w:rPr>
-        <w:t>Таблица 12 – Команды: Запуск SQL-файлов, консоль psql, отчёты</w:t>
+        <w:t>Таблица 13 – Команды: Запуск SQL-файлов, консоль psql, отчёты</w:t>
       </w:r>
     </w:p>
     <w:tbl>
@@ -5812,7 +6053,7 @@
         <w:rPr>
           <w:sz w:val="24"/>
         </w:rPr>
-        <w:t>Таблица 13 – Аналоги TAXI-db: просмотр данных</w:t>
+        <w:t>Таблица 14 – Аналоги TAXI-db: просмотр данных</w:t>
       </w:r>
     </w:p>
     <w:tbl>
@@ -6276,7 +6517,7 @@
         <w:rPr>
           <w:sz w:val="24"/>
         </w:rPr>
-        <w:t>Таблица 14 – Аналоги TAXI-db: демонстрация join</w:t>
+        <w:t>Таблица 15 – Аналоги TAXI-db: демонстрация join</w:t>
       </w:r>
     </w:p>
     <w:tbl>
@@ -6687,7 +6928,7 @@
         <w:rPr>
           <w:sz w:val="24"/>
         </w:rPr>
-        <w:t>Таблица 15 – Аналоги TAXI-db: показать до/после</w:t>
+        <w:t>Таблица 16 – Аналоги TAXI-db: показать до/после</w:t>
       </w:r>
     </w:p>
     <w:tbl>
@@ -7151,7 +7392,7 @@
         <w:rPr>
           <w:sz w:val="24"/>
         </w:rPr>
-        <w:t>Таблица 16 – Аналоги TAXI-db: аналитика</w:t>
+        <w:t>Таблица 17 – Аналоги TAXI-db: аналитика</w:t>
       </w:r>
     </w:p>
     <w:tbl>
@@ -7986,7 +8227,7 @@
         <w:rPr>
           <w:sz w:val="24"/>
         </w:rPr>
-        <w:t>Таблица 17 – Аналоги TAXI-db: запросы с параметрами</w:t>
+        <w:t>Таблица 18 – Аналоги TAXI-db: запросы с параметрами</w:t>
       </w:r>
     </w:p>
     <w:tbl>
@@ -8727,7 +8968,7 @@
         <w:rPr>
           <w:sz w:val="24"/>
         </w:rPr>
-        <w:t>Таблица 18 – Аналоги TAXI-db: представления</w:t>
+        <w:t>Таблица 19 – Аналоги TAXI-db: представления</w:t>
       </w:r>
     </w:p>
     <w:tbl>
@@ -8979,7 +9220,7 @@
         <w:rPr>
           <w:sz w:val="24"/>
         </w:rPr>
-        <w:t>Таблица 19 – Аналоги TAXI-db: подзапросы</w:t>
+        <w:t>Таблица 20 – Аналоги TAXI-db: подзапросы</w:t>
       </w:r>
     </w:p>
     <w:tbl>
@@ -9656,7 +9897,7 @@
         <w:rPr>
           <w:sz w:val="24"/>
         </w:rPr>
-        <w:t>Таблица 20 – Аналоги TAXI-db: функции</w:t>
+        <w:t>Таблица 21 – Аналоги TAXI-db: функции</w:t>
       </w:r>
     </w:p>
     <w:tbl>
@@ -10361,7 +10602,7 @@
         <w:rPr>
           <w:sz w:val="24"/>
         </w:rPr>
-        <w:t>Таблица 21 – Типы параметров (helper/args.txt, helper/menu.txt)</w:t>
+        <w:t>Таблица 22 – Типы параметров (helper/args.txt, helper/menu.txt)</w:t>
       </w:r>
     </w:p>
     <w:tbl>
@@ -11230,7 +11471,7 @@
         <w:rPr>
           <w:sz w:val="24"/>
         </w:rPr>
-        <w:t>Таблица 22 – Коды завершения ./help и ./h</w:t>
+        <w:t>Таблица 23 – Коды завершения ./help и ./h</w:t>
       </w:r>
     </w:p>
     <w:tbl>
@@ -11926,6 +12167,30 @@
                 <w:sz w:val="15"/>
               </w:rPr>
               <w:t>lr3 22|0||</w:t>
+            </w:r>
+          </w:p>
+          <w:p>
+            <w:pPr>
+              <w:spacing w:line="240" w:lineRule="auto"/>
+            </w:pPr>
+            <w:r>
+              <w:rPr>
+                <w:rFonts w:ascii="Courier New" w:hAnsi="Courier New" w:eastAsia="Courier New"/>
+                <w:sz w:val="15"/>
+              </w:rPr>
+              <w:t>lr3 def 20|0|text text|["(ax,ay,az)" "(bx,by,bz)"]</w:t>
+            </w:r>
+          </w:p>
+          <w:p>
+            <w:pPr>
+              <w:spacing w:line="240" w:lineRule="auto"/>
+            </w:pPr>
+            <w:r>
+              <w:rPr>
+                <w:rFonts w:ascii="Courier New" w:hAnsi="Courier New" w:eastAsia="Courier New"/>
+                <w:sz w:val="15"/>
+              </w:rPr>
+              <w:t>lr3 def 22|0|text text|[a b]</w:t>
             </w:r>
           </w:p>
           <w:p>

--- a/reports/docx/Руководство_по_сценарию_help.docx
+++ b/reports/docx/Руководство_по_сценарию_help.docx
@@ -6018,6 +6018,63 @@
           </w:p>
         </w:tc>
       </w:tr>
+      <w:tr>
+        <w:tc>
+          <w:tcPr>
+            <w:tcW w:type="dxa" w:w="2381"/>
+          </w:tcPr>
+          <w:p>
+            <w:r>
+              <w:rPr>
+                <w:sz w:val="18"/>
+              </w:rPr>
+              <w:t>./help tree [all|git] [папка]</w:t>
+            </w:r>
+          </w:p>
+        </w:tc>
+        <w:tc>
+          <w:tcPr>
+            <w:tcW w:type="dxa" w:w="3005"/>
+          </w:tcPr>
+          <w:p>
+            <w:r>
+              <w:rPr>
+                <w:sz w:val="18"/>
+              </w:rPr>
+              <w:t>дерево файлов проекта (как tree /f, кириллица в UTF-8): all - все файлы, кроме .git (по умолч.), git - только файлы git</w:t>
+            </w:r>
+          </w:p>
+        </w:tc>
+        <w:tc>
+          <w:tcPr>
+            <w:tcW w:type="dxa" w:w="2154"/>
+          </w:tcPr>
+          <w:p>
+            <w:r>
+              <w:rPr>
+                <w:sz w:val="18"/>
+              </w:rPr>
+            </w:r>
+          </w:p>
+        </w:tc>
+        <w:tc>
+          <w:tcPr>
+            <w:tcW w:type="dxa" w:w="1814"/>
+          </w:tcPr>
+          <w:p>
+            <w:r>
+              <w:rPr>
+                <w:sz w:val="18"/>
+              </w:rPr>
+              <w:t>./help tree</w:t>
+              <w:br/>
+              <w:t>./help tree git</w:t>
+              <w:br/>
+              <w:t>./help tree all lab3</w:t>
+            </w:r>
+          </w:p>
+        </w:tc>
+      </w:tr>
     </w:tbl>
     <w:p>
       <w:pPr>
@@ -11722,7 +11779,7 @@
                 <w:rFonts w:ascii="Courier New" w:hAnsi="Courier New" w:eastAsia="Courier New"/>
                 <w:sz w:val="15"/>
               </w:rPr>
-              <w:t># Команда без строки здесь не проверяется (lr2 def - big_db_indexes/def_check_args.sql, lr1 client, reports,</w:t>
+              <w:t># Команда без строки здесь не проверяется (lr2 def - big_db_indexes/def_check_args.sql, tree, lr1 client, reports,</w:t>
             </w:r>
           </w:p>
           <w:p>

--- a/reports/docx/Руководство_по_сценарию_help.docx
+++ b/reports/docx/Руководство_по_сценарию_help.docx
@@ -1125,7 +1125,7 @@
                 <w:rFonts w:ascii="Courier New" w:hAnsi="Courier New" w:eastAsia="Courier New"/>
                 <w:sz w:val="17"/>
               </w:rPr>
-              <w:t xml:space="preserve">  ./help short lr3       - ЛР3: пользовательские типы (lr3 ...)</w:t>
+              <w:t xml:space="preserve">  ./help short lr3       - ЛР3: пользовательские типы и защита ЛР3 (lr3 ..., lr3 def ...)</w:t>
             </w:r>
           </w:p>
           <w:p>
@@ -1209,7 +1209,7 @@
                 <w:rFonts w:ascii="Courier New" w:hAnsi="Courier New" w:eastAsia="Courier New"/>
                 <w:sz w:val="17"/>
               </w:rPr>
-              <w:t xml:space="preserve">  ./help short sql       - запуск SQL-файлов, консоль psql, отчёты (файл.sql, psql, reports)</w:t>
+              <w:t xml:space="preserve">  ./help short sql       - запуск SQL-файлов, консоль psql, отчёты, дерево проекта (файл.sql, psql, reports, tree)</w:t>
             </w:r>
           </w:p>
           <w:p>
@@ -1344,6 +1344,78 @@
                 <w:sz w:val="17"/>
               </w:rPr>
               <w:t xml:space="preserve">  ./help lr3 22                - в.22: рациональное число (rational)  [lab3/v22_rational.sql]</w:t>
+            </w:r>
+          </w:p>
+          <w:p>
+            <w:pPr>
+              <w:spacing w:line="240" w:lineRule="auto"/>
+            </w:pPr>
+            <w:r>
+              <w:rPr>
+                <w:rFonts w:ascii="Courier New" w:hAnsi="Courier New" w:eastAsia="Courier New"/>
+                <w:sz w:val="17"/>
+              </w:rPr>
+              <w:t xml:space="preserve">  --- защита ЛР3 (перед запуском тип варианта пересоздаётся: lab3/v20_vector3.sql, lab3/v22_rational.sql) ---</w:t>
+            </w:r>
+          </w:p>
+          <w:p>
+            <w:pPr>
+              <w:spacing w:line="240" w:lineRule="auto"/>
+            </w:pPr>
+            <w:r>
+              <w:rPr>
+                <w:rFonts w:ascii="Courier New" w:hAnsi="Courier New" w:eastAsia="Courier New"/>
+                <w:sz w:val="17"/>
+              </w:rPr>
+              <w:t xml:space="preserve">  ./help lr3 def 20 ["(ax,ay,az)" "(bx,by,bz)"] - в.20: W = a × b (оператор #), W*a = 0 и W*b = 0  [lab3/def_v20_cross.sql]</w:t>
+            </w:r>
+          </w:p>
+          <w:p>
+            <w:pPr>
+              <w:spacing w:line="240" w:lineRule="auto"/>
+            </w:pPr>
+            <w:r>
+              <w:rPr>
+                <w:rFonts w:ascii="Courier New" w:hAnsi="Courier New" w:eastAsia="Courier New"/>
+                <w:sz w:val="17"/>
+              </w:rPr>
+              <w:t xml:space="preserve">                                         пример: ./help lr3 def 20      ./help lr3 def 20 "(1,0,0)" "(0,1,0)"</w:t>
+            </w:r>
+          </w:p>
+          <w:p>
+            <w:pPr>
+              <w:spacing w:line="240" w:lineRule="auto"/>
+            </w:pPr>
+            <w:r>
+              <w:rPr>
+                <w:rFonts w:ascii="Courier New" w:hAnsi="Courier New" w:eastAsia="Courier New"/>
+                <w:sz w:val="17"/>
+              </w:rPr>
+              <w:t xml:space="preserve">  ./help lr3 def 22 [a b]      - в.22: x = a/b, -x = b/a или 0/1 (оператор ~), (-x)*x = x*(-x) = 1 или 0  [lab3/def_v22_inverse.sql]</w:t>
+            </w:r>
+          </w:p>
+          <w:p>
+            <w:pPr>
+              <w:spacing w:line="240" w:lineRule="auto"/>
+            </w:pPr>
+            <w:r>
+              <w:rPr>
+                <w:rFonts w:ascii="Courier New" w:hAnsi="Courier New" w:eastAsia="Courier New"/>
+                <w:sz w:val="17"/>
+              </w:rPr>
+              <w:t xml:space="preserve">                                         пример: ./help lr3 def 22      ./help lr3 def 22 -3 4      ./help lr3 def 22 0 7</w:t>
+            </w:r>
+          </w:p>
+          <w:p>
+            <w:pPr>
+              <w:spacing w:line="240" w:lineRule="auto"/>
+            </w:pPr>
+            <w:r>
+              <w:rPr>
+                <w:rFonts w:ascii="Courier New" w:hAnsi="Courier New" w:eastAsia="Courier New"/>
+                <w:sz w:val="17"/>
+              </w:rPr>
+              <w:t xml:space="preserve">  (по умолч. в.20 - (1,2,3) и (4,5,6), в.22 - 3 и 4; параметры проверяются: векторы (x,y,z), целые |a|, |b| &lt;= 2^53, b &lt;&gt; 0)</w:t>
             </w:r>
           </w:p>
         </w:tc>
@@ -10367,7 +10439,7 @@
                 <w:rFonts w:ascii="Courier New" w:hAnsi="Courier New" w:eastAsia="Courier New"/>
                 <w:sz w:val="17"/>
               </w:rPr>
-              <w:t xml:space="preserve"> товар  | продано_шт |    выручка     </w:t>
+              <w:t xml:space="preserve"> товар  | продано, шт |   выручка    </w:t>
             </w:r>
           </w:p>
           <w:p>
@@ -10379,7 +10451,7 @@
                 <w:rFonts w:ascii="Courier New" w:hAnsi="Courier New" w:eastAsia="Courier New"/>
                 <w:sz w:val="17"/>
               </w:rPr>
-              <w:t>--------+------------+----------------</w:t>
+              <w:t>--------+-------------+--------------</w:t>
             </w:r>
           </w:p>
           <w:p>
@@ -10391,7 +10463,7 @@
                 <w:rFonts w:ascii="Courier New" w:hAnsi="Courier New" w:eastAsia="Courier New"/>
                 <w:sz w:val="17"/>
               </w:rPr>
-              <w:t xml:space="preserve"> диван  |     799492 | 279822200.0000</w:t>
+              <w:t xml:space="preserve"> диван  |      799492 | 279822200.00</w:t>
             </w:r>
           </w:p>
           <w:p>
@@ -10403,7 +10475,7 @@
                 <w:rFonts w:ascii="Courier New" w:hAnsi="Courier New" w:eastAsia="Courier New"/>
                 <w:sz w:val="17"/>
               </w:rPr>
-              <w:t xml:space="preserve"> пальто |     798936 | 223702080.0000</w:t>
+              <w:t xml:space="preserve"> пальто |      798936 | 223702080.00</w:t>
             </w:r>
           </w:p>
           <w:p>
@@ -10415,7 +10487,7 @@
                 <w:rFonts w:ascii="Courier New" w:hAnsi="Courier New" w:eastAsia="Courier New"/>
                 <w:sz w:val="17"/>
               </w:rPr>
-              <w:t xml:space="preserve"> шкаф   |     796548 | 199137000.0000</w:t>
+              <w:t xml:space="preserve"> шкаф   |      796548 | 199137000.00</w:t>
             </w:r>
           </w:p>
           <w:p>
@@ -10427,7 +10499,7 @@
                 <w:rFonts w:ascii="Courier New" w:hAnsi="Courier New" w:eastAsia="Courier New"/>
                 <w:sz w:val="17"/>
               </w:rPr>
-              <w:t xml:space="preserve"> плащ   |     802800 | 168588000.0000</w:t>
+              <w:t xml:space="preserve"> плащ   |      802800 | 168588000.00</w:t>
             </w:r>
           </w:p>
           <w:p>
@@ -10439,7 +10511,7 @@
                 <w:rFonts w:ascii="Courier New" w:hAnsi="Courier New" w:eastAsia="Courier New"/>
                 <w:sz w:val="17"/>
               </w:rPr>
-              <w:t xml:space="preserve"> кресло |     799320 |  87925200.0000</w:t>
+              <w:t xml:space="preserve"> кресло |      799320 |  87925200.00</w:t>
             </w:r>
           </w:p>
           <w:p>
@@ -10451,7 +10523,7 @@
                 <w:rFonts w:ascii="Courier New" w:hAnsi="Courier New" w:eastAsia="Courier New"/>
                 <w:sz w:val="17"/>
               </w:rPr>
-              <w:t xml:space="preserve"> стол   |     799187 |  63934960.0000</w:t>
+              <w:t xml:space="preserve"> стол   |      799187 |  63934960.00</w:t>
             </w:r>
           </w:p>
           <w:p>
@@ -10463,7 +10535,7 @@
                 <w:rFonts w:ascii="Courier New" w:hAnsi="Courier New" w:eastAsia="Courier New"/>
                 <w:sz w:val="17"/>
               </w:rPr>
-              <w:t xml:space="preserve"> костюм |     803068 |  56214760.0000</w:t>
+              <w:t xml:space="preserve"> костюм |      803068 |  56214760.00</w:t>
             </w:r>
           </w:p>
           <w:p>
@@ -10475,7 +10547,7 @@
                 <w:rFonts w:ascii="Courier New" w:hAnsi="Courier New" w:eastAsia="Courier New"/>
                 <w:sz w:val="17"/>
               </w:rPr>
-              <w:t xml:space="preserve"> стул   |     799418 |  31976720.0000</w:t>
+              <w:t xml:space="preserve"> стул   |      799418 |  31976720.00</w:t>
             </w:r>
           </w:p>
           <w:p>
@@ -10487,7 +10559,7 @@
                 <w:rFonts w:ascii="Courier New" w:hAnsi="Courier New" w:eastAsia="Courier New"/>
                 <w:sz w:val="17"/>
               </w:rPr>
-              <w:t xml:space="preserve"> шапка  |     799429 |  22384012.0000</w:t>
+              <w:t xml:space="preserve"> шапка  |      799429 |  22384012.00</w:t>
             </w:r>
           </w:p>
           <w:p>
@@ -10499,7 +10571,7 @@
                 <w:rFonts w:ascii="Courier New" w:hAnsi="Courier New" w:eastAsia="Courier New"/>
                 <w:sz w:val="17"/>
               </w:rPr>
-              <w:t xml:space="preserve"> шарф   |     799664 |  11994960.0000</w:t>
+              <w:t xml:space="preserve"> шарф   |      799664 |  11994960.00</w:t>
             </w:r>
           </w:p>
           <w:p>
